--- a/배포자료/0708_실습운영노트_강사용_이수미.docx
+++ b/배포자료/0708_실습운영노트_강사용_이수미.docx
@@ -399,7 +399,7 @@
                 <w:sz w:val="19"/>
                 <w:szCs w:val="19"/>
               </w:rPr>
-              <w:t xml:space="preserve">ChatGPT 로그인</w:t>
+              <w:t xml:space="preserve">제미나이 로그인</w:t>
             </w:r>
           </w:p>
         </w:tc>
@@ -877,7 +877,7 @@
           <w:sz w:val="21"/>
           <w:szCs w:val="21"/>
         </w:rPr>
-        <w:t xml:space="preserve">강사 ChatGPT 계정 로그인 상태 확인, 새 대화 준비 (시연용)</w:t>
+        <w:t xml:space="preserve">강사 제미나이 계정 로그인 상태 확인, 새 대화 준비 (시연용)</w:t>
       </w:r>
     </w:p>
     <w:p>
@@ -913,7 +913,7 @@
           <w:sz w:val="21"/>
           <w:szCs w:val="21"/>
         </w:rPr>
-        <w:t xml:space="preserve">수강생 실습 방식 결정: 각자 스마트폰/노트북으로 ChatGPT 접속 vs 2인 1조 — 보조강사와 사전 합의</w:t>
+        <w:t xml:space="preserve">수강생 실습 방식 결정: 각자 스마트폰/노트북으로 제미나이 접속 vs 2인 1조 — 보조강사와 사전 합의</w:t>
       </w:r>
     </w:p>
     <w:p>
@@ -1047,7 +1047,7 @@
                 <w:sz w:val="21"/>
                 <w:szCs w:val="21"/>
               </w:rPr>
-              <w:t xml:space="preserve">로그인 지원: ChatGPT 회원가입/로그인 화면을 보조강사 폰에 미리 띄워 두고 캡처로 안내</w:t>
+              <w:t xml:space="preserve">로그인 지원: 제미나이 회원가입/로그인 화면을 보조강사 폰에 미리 띄워 두고 캡처로 안내</w:t>
             </w:r>
           </w:p>
           <w:p>
@@ -1358,7 +1358,7 @@
           <w:sz w:val="22"/>
           <w:szCs w:val="22"/>
         </w:rPr>
-        <w:t xml:space="preserve">ChatGPT 로그인 → 새 대화 열기 (3분, 보조강사 집중 지원)</w:t>
+        <w:t xml:space="preserve">제미나이 로그인 → 새 대화 열기 (3분, 보조강사 집중 지원)</w:t>
       </w:r>
     </w:p>
     <w:p>
@@ -1394,7 +1394,7 @@
           <w:sz w:val="22"/>
           <w:szCs w:val="22"/>
         </w:rPr>
-        <w:t xml:space="preserve">채운 문장을 ChatGPT에 보내고, 결과에서 마음에 드는/아쉬운 부분에 밑줄 (4분)</w:t>
+        <w:t xml:space="preserve">채운 문장을 제미나이에 보내고, 결과에서 마음에 드는/아쉬운 부분에 밑줄 (4분)</w:t>
       </w:r>
     </w:p>
     <w:p>
@@ -3356,7 +3356,7 @@
                 <w:sz w:val="20"/>
                 <w:szCs w:val="20"/>
               </w:rPr>
-              <w:t xml:space="preserve">ChatGPT 무료로 되나요?</w:t>
+              <w:t xml:space="preserve">제미나이 무료로 되나요?</w:t>
             </w:r>
           </w:p>
         </w:tc>
@@ -3518,7 +3518,7 @@
                 <w:sz w:val="20"/>
                 <w:szCs w:val="20"/>
               </w:rPr>
-              <w:t xml:space="preserve">됩니다. ChatGPT 앱 또는 브라우저 접속. 화면이 작아 4요소 빈칸은 워크시트에 먼저 손으로 쓰고 옮겨 적게 하면 수월.</w:t>
+              <w:t xml:space="preserve">됩니다. 제미나이 앱 또는 브라우저 접속. 화면이 작아 4요소 빈칸은 워크시트에 먼저 손으로 쓰고 옮겨 적게 하면 수월.</w:t>
             </w:r>
           </w:p>
         </w:tc>

--- a/배포자료/0708_실습운영노트_강사용_이수미.docx
+++ b/배포자료/0708_실습운영노트_강사용_이수미.docx
@@ -792,7 +792,7 @@
                 <w:sz w:val="21"/>
                 <w:szCs w:val="21"/>
               </w:rPr>
-              <w:t xml:space="preserve">② 완성이 아니라 경험이 목표 — “한 번 보내보고, 한 번 고쳐본다”까지만 되면 성공입니다.</w:t>
+              <w:t xml:space="preserve">② 완성이 아니라 경험이 목표 — 한 번 보내보고, 한 번 고쳐본다까지만 되면 성공입니다.</w:t>
             </w:r>
           </w:p>
           <w:p>
@@ -859,7 +859,7 @@
           <w:sz w:val="21"/>
           <w:szCs w:val="21"/>
         </w:rPr>
-        <w:t xml:space="preserve">강사 노트북 화면이 빔프로젝터에 크게 보이는지 — 글자 확대(브라우저 Ctrl + "+")로 뒷자리도 읽히게</w:t>
+        <w:t xml:space="preserve">강사 노트북 화면이 빔프로젝터에 크게 보이는지 — 브라우저에서 Ctrl 과 + 키로 글자를 키워 뒷자리도 읽히게</w:t>
       </w:r>
     </w:p>
     <w:p>
@@ -1060,7 +1060,7 @@
                 <w:sz w:val="21"/>
                 <w:szCs w:val="21"/>
               </w:rPr>
-              <w:t xml:space="preserve">진도 관리: 실습 종료 2분 전 “마무리 안내”를 보조강사가 조용히 신호</w:t>
+              <w:t xml:space="preserve">진도 관리: 실습 종료 2분 전 마무리 안내를 보조강사가 조용히 신호</w:t>
             </w:r>
           </w:p>
         </w:tc>
@@ -1125,7 +1125,7 @@
           <w:sz w:val="22"/>
           <w:szCs w:val="22"/>
         </w:rPr>
-        <w:t xml:space="preserve">4요소 템플릿의 [ ] 안을 자기 이야기로 채워, 내 경력을 소개하는 글 한 단락을 AI에게 받아 본다. “역할·맥락만 넣어도 결과가 달라진다”를 몸으로 체감시키는 것이 핵심.</w:t>
+        <w:t xml:space="preserve">4요소 템플릿의 [ ] 안을 자기 이야기로 채워, 내 경력을 소개하는 글 한 단락을 AI에게 받아 본다. 역할·맥락만 넣어도 결과가 달라진다를 몸으로 체감시키는 것이 핵심.</w:t>
       </w:r>
     </w:p>
     <w:p>
@@ -1159,7 +1159,7 @@
           <w:sz w:val="22"/>
           <w:szCs w:val="22"/>
         </w:rPr>
-        <w:t xml:space="preserve">“같은 부탁도 어떻게 말하느냐에 따라 답이 완전히 달라집니다. 나쁜 예부터 보여드릴게요.” → 아쉬운 예 입력</w:t>
+        <w:t xml:space="preserve">같은 부탁도 어떻게 말하느냐에 따라 답이 완전히 달라집니다. 나쁜 예부터 보여드릴게요. → 아쉬운 예 입력</w:t>
       </w:r>
     </w:p>
     <w:p>
@@ -1195,7 +1195,7 @@
           <w:sz w:val="22"/>
           <w:szCs w:val="22"/>
         </w:rPr>
-        <w:t xml:space="preserve">“이번엔 4요소를 넣어보겠습니다.” → 아래 좋은 예를 붙여넣고 결과를 비교</w:t>
+        <w:t xml:space="preserve">이번엔 4요소를 넣어보겠습니다. → 아래 좋은 예를 붙여넣고 결과를 비교</w:t>
       </w:r>
     </w:p>
     <w:p>
@@ -1213,7 +1213,7 @@
           <w:sz w:val="22"/>
           <w:szCs w:val="22"/>
         </w:rPr>
-        <w:t xml:space="preserve">“보셨죠? 역할과 내 경력을 넣었을 뿐인데 나만의 글이 됩니다. 이제 여러분 차례입니다.”</w:t>
+        <w:t xml:space="preserve">보셨죠? 역할과 내 경력을 넣었을 뿐인데 나만의 글이 됩니다. 이제 여러분 차례입니다.</w:t>
       </w:r>
     </w:p>
     <w:tbl>
@@ -1591,7 +1591,7 @@
                 <w:sz w:val="20"/>
                 <w:szCs w:val="20"/>
               </w:rPr>
-              <w:t xml:space="preserve">“지금까지 가장 오래 한 일”을 한 문장으로 말하게 하고, 그걸 맥락 칸에 그대로 쓰게 한다.</w:t>
+              <w:t xml:space="preserve">지금까지 가장 오래 한 일을 한 문장으로 말하게 하고, 그걸 맥락 칸에 그대로 쓰게 한다.</w:t>
             </w:r>
           </w:p>
         </w:tc>
@@ -1638,7 +1638,7 @@
                 <w:sz w:val="20"/>
                 <w:szCs w:val="20"/>
               </w:rPr>
-              <w:t xml:space="preserve">프롬프트 끝에 “한국어로 답해 주세요” 한 줄 추가.</w:t>
+              <w:t xml:space="preserve">프롬프트 끝에 한국어로 답해 주세요 한 줄 추가.</w:t>
             </w:r>
           </w:p>
         </w:tc>
@@ -1685,7 +1685,7 @@
                 <w:sz w:val="20"/>
                 <w:szCs w:val="20"/>
               </w:rPr>
-              <w:t xml:space="preserve">“300자로 줄여 주세요”, “더 따뜻한 말투로 고쳐 주세요” — 다음 실습(반복 개선) 예고로 연결.</w:t>
+              <w:t xml:space="preserve">300자로 줄여 주세요, 더 따뜻한 말투로 고쳐 주세요 — 다음 실습(반복 개선) 예고로 연결.</w:t>
             </w:r>
           </w:p>
         </w:tc>
@@ -1757,7 +1757,7 @@
                 <w:sz w:val="21"/>
                 <w:szCs w:val="21"/>
               </w:rPr>
-              <w:t xml:space="preserve">빈칸을 못 채우는 분에게는 질문으로 재료를 꺼내 준다(“어디서 몇 년 일하셨어요?”).</w:t>
+              <w:t xml:space="preserve">빈칸을 못 채우는 분에게는 질문으로 재료를 꺼내 준다(어디서 몇 년 일하셨어요?).</w:t>
             </w:r>
           </w:p>
         </w:tc>
@@ -1822,7 +1822,7 @@
           <w:sz w:val="22"/>
           <w:szCs w:val="22"/>
         </w:rPr>
-        <w:t xml:space="preserve">실습 ①의 기본 프롬프트를 4기법 중 2가지 이상으로 개선해, 결과가 확 좋아지는 경험을 만든다. 핵심 메시지: “한 번에 안 되면 대화를 이어가며 고친다.”</w:t>
+        <w:t xml:space="preserve">실습 ①의 기본 프롬프트를 4기법 중 2가지 이상으로 개선해, 결과가 확 좋아지는 경험을 만든다. 핵심 메시지: 한 번에 안 되면 대화를 이어가며 고친다.</w:t>
       </w:r>
     </w:p>
     <w:p>
@@ -1856,7 +1856,7 @@
           <w:sz w:val="22"/>
           <w:szCs w:val="22"/>
         </w:rPr>
-        <w:t xml:space="preserve">실습 ①에서 받은 글을 그대로 두고 → “더 짧게, 사례를 하나 넣어, 어조는 부드럽게 고쳐 주세요” 입력</w:t>
+        <w:t xml:space="preserve">실습 ①에서 받은 글을 그대로 두고 → 더 짧게, 사례를 하나 넣어, 어조는 부드럽게 고쳐 주세요 입력</w:t>
       </w:r>
     </w:p>
     <w:p>
@@ -1874,7 +1874,7 @@
           <w:sz w:val="22"/>
           <w:szCs w:val="22"/>
         </w:rPr>
-        <w:t xml:space="preserve">바뀐 결과를 보여주며 “포기하지 말고 말로 고치면 됩니다”를 강조</w:t>
+        <w:t xml:space="preserve">바뀐 결과를 보여주며 포기하지 말고 말로 고치면 됩니다를 강조</w:t>
       </w:r>
     </w:p>
     <w:p>
@@ -1892,7 +1892,7 @@
           <w:sz w:val="22"/>
           <w:szCs w:val="22"/>
         </w:rPr>
-        <w:t xml:space="preserve">이어서 형식 제어 시연: “방금 내용을 표로 정리해 주세요 (항목/내용)”</w:t>
+        <w:t xml:space="preserve">이어서 형식 제어 시연: 방금 내용을 표로 정리해 주세요 (항목/내용)</w:t>
       </w:r>
     </w:p>
     <w:tbl>
@@ -2073,7 +2073,7 @@
           <w:sz w:val="22"/>
           <w:szCs w:val="22"/>
         </w:rPr>
-        <w:t xml:space="preserve">만족스러울 때까지 “더 ~하게 고쳐 주세요”로 2~3회 반복 (5분)</w:t>
+        <w:t xml:space="preserve">만족스러울 때까지 더 ~하게 고쳐 주세요로 2~3회 반복 (5분)</w:t>
       </w:r>
     </w:p>
     <w:p>
@@ -2223,7 +2223,7 @@
                 <w:sz w:val="20"/>
                 <w:szCs w:val="20"/>
               </w:rPr>
-              <w:t xml:space="preserve">“한 번에 하나씩”. 예시 제공 하나만 먼저 넣어 효과를 보고, 그다음 형식 추가.</w:t>
+              <w:t xml:space="preserve">한 번에 하나씩. 예시 제공 하나만 먼저 넣어 효과를 보고, 그다음 형식 추가.</w:t>
             </w:r>
           </w:p>
         </w:tc>
@@ -2270,7 +2270,7 @@
                 <w:sz w:val="20"/>
                 <w:szCs w:val="20"/>
               </w:rPr>
-              <w:t xml:space="preserve">무엇이 어떻게 아쉬운지 구체어로. “딱딱해요”→“친구에게 말하듯 편한 존댓말로”.</w:t>
+              <w:t xml:space="preserve">무엇이 어떻게 아쉬운지 구체어로. 딱딱해요→친구에게 말하듯 편한 존댓말로.</w:t>
             </w:r>
           </w:p>
         </w:tc>
@@ -2317,7 +2317,7 @@
                 <w:sz w:val="20"/>
                 <w:szCs w:val="20"/>
               </w:rPr>
-              <w:t xml:space="preserve">슬라이드 14와 연결: “확실하지 않은 부분은 표시해 주세요”, 숫자·이름은 재확인 강조.</w:t>
+              <w:t xml:space="preserve">슬라이드 14와 연결: 확실하지 않은 부분은 표시해 주세요, 숫자·이름은 재확인 강조.</w:t>
             </w:r>
           </w:p>
         </w:tc>
@@ -2376,7 +2376,7 @@
                 <w:sz w:val="21"/>
                 <w:szCs w:val="21"/>
               </w:rPr>
-              <w:t xml:space="preserve">“2가지만 골라 넣기”를 반복 안내 — 욕심내다 막히는 분이 많음.</w:t>
+              <w:t xml:space="preserve">2가지만 골라 넣기를 반복 안내 — 욕심내다 막히는 분이 많음.</w:t>
             </w:r>
           </w:p>
           <w:p>
@@ -2506,7 +2506,7 @@
           <w:sz w:val="22"/>
           <w:szCs w:val="22"/>
         </w:rPr>
-        <w:t xml:space="preserve">생성된 이미지를 보고 “여기서 끝이 아니라 말로 고칩니다” → 수정 요청 1회 시연</w:t>
+        <w:t xml:space="preserve">생성된 이미지를 보고 여기서 끝이 아니라 말로 고칩니다 → 수정 요청 1회 시연</w:t>
       </w:r>
     </w:p>
     <w:p>
@@ -2935,7 +2935,7 @@
                 <w:sz w:val="20"/>
                 <w:szCs w:val="20"/>
               </w:rPr>
-              <w:t xml:space="preserve">AI 이미지의 글자는 자주 깨짐. “제목 넣을 여백만 남겨 달라”고 하고 글자는 나중에 캔바에서 얹기로 안내.</w:t>
+              <w:t xml:space="preserve">AI 이미지의 글자는 자주 깨짐. 제목 넣을 여백만 남겨 달라고 하고 글자는 나중에 캔바에서 얹기로 안내.</w:t>
             </w:r>
           </w:p>
         </w:tc>
@@ -3143,7 +3143,7 @@
                 <w:sz w:val="21"/>
                 <w:szCs w:val="21"/>
               </w:rPr>
-              <w:t xml:space="preserve">진행: “나라면 수강생에게 어떻게 밝히겠는가”로 좁혀 각자 한 문장씩.</w:t>
+              <w:t xml:space="preserve">진행: 나라면 수강생에게 어떻게 밝히겠는가로 좁혀 각자 한 문장씩.</w:t>
             </w:r>
           </w:p>
           <w:p>
@@ -3424,7 +3424,7 @@
                 <w:sz w:val="20"/>
                 <w:szCs w:val="20"/>
               </w:rPr>
-              <w:t xml:space="preserve">네. 한국어로 묻고 한국어로 답을 받습니다. 답이 영어면 “한국어로 답해 주세요”를 붙이면 됩니다.</w:t>
+              <w:t xml:space="preserve">네. 한국어로 묻고 한국어로 답을 받습니다. 답이 영어면 한국어로 답해 주세요를 붙이면 됩니다.</w:t>
             </w:r>
           </w:p>
         </w:tc>

--- a/배포자료/0708_실습운영노트_강사용_이수미.docx
+++ b/배포자료/0708_실습운영노트_강사용_이수미.docx
@@ -65,6 +65,9 @@
         <w:gridCol w:w="9026"/>
       </w:tblGrid>
       <w:tr>
+        <w:trPr>
+          <w:cantSplit/>
+        </w:trPr>
         <w:tc>
           <w:tcPr>
             <w:tcW w:type="dxa" w:w="9026"/>
@@ -742,6 +745,9 @@
         <w:gridCol w:w="9026"/>
       </w:tblGrid>
       <w:tr>
+        <w:trPr>
+          <w:cantSplit/>
+        </w:trPr>
         <w:tc>
           <w:tcPr>
             <w:tcW w:type="dxa" w:w="9026"/>
@@ -997,6 +1003,9 @@
         <w:gridCol w:w="9026"/>
       </w:tblGrid>
       <w:tr>
+        <w:trPr>
+          <w:cantSplit/>
+        </w:trPr>
         <w:tc>
           <w:tcPr>
             <w:tcW w:type="dxa" w:w="9026"/>
@@ -1232,6 +1241,9 @@
         <w:gridCol w:w="9026"/>
       </w:tblGrid>
       <w:tr>
+        <w:trPr>
+          <w:cantSplit/>
+        </w:trPr>
         <w:tc>
           <w:tcPr>
             <w:tcW w:type="dxa" w:w="9026"/>
@@ -1591,7 +1603,7 @@
                 <w:sz w:val="20"/>
                 <w:szCs w:val="20"/>
               </w:rPr>
-              <w:t xml:space="preserve">지금까지 가장 오래 한 일을 한 문장으로 말하게 하고, 그걸 맥락 칸에 그대로 쓰게 한다.</w:t>
+              <w:t xml:space="preserve">가장 오래 한 일을 한 문장으로 → 맥락 칸에. 그래도 막히면 메타 프롬프트(AI에게 프롬프트를 대신 만들어 달라고 시키기)로 안내.</w:t>
             </w:r>
           </w:p>
         </w:tc>
@@ -1707,6 +1719,9 @@
         <w:gridCol w:w="9026"/>
       </w:tblGrid>
       <w:tr>
+        <w:trPr>
+          <w:cantSplit/>
+        </w:trPr>
         <w:tc>
           <w:tcPr>
             <w:tcW w:type="dxa" w:w="9026"/>
@@ -1823,76 +1838,6 @@
           <w:szCs w:val="22"/>
         </w:rPr>
         <w:t xml:space="preserve">실습 ①의 기본 프롬프트를 4기법 중 2가지 이상으로 개선해, 결과가 확 좋아지는 경험을 만든다. 핵심 메시지: 한 번에 안 되면 대화를 이어가며 고친다.</w:t>
-      </w:r>
-    </w:p>
-    <w:p>
-      <w:pPr>
-        <w:pStyle w:val="Heading2"/>
-      </w:pPr>
-      <w:r>
-        <w:rPr>
-          <w:rFonts w:ascii="맑은 고딕" w:cs="맑은 고딕" w:eastAsia="맑은 고딕" w:hAnsi="맑은 고딕"/>
-          <w:b/>
-          <w:bCs/>
-          <w:color w:val="2E5496"/>
-          <w:sz w:val="26"/>
-          <w:szCs w:val="26"/>
-        </w:rPr>
-        <w:t xml:space="preserve">강사 시연 대본 (3분) — 반복 개선을 라이브로</w:t>
-      </w:r>
-    </w:p>
-    <w:p>
-      <w:pPr>
-        <w:pStyle w:val="ListParagraph"/>
-        <w:numPr>
-          <w:ilvl w:val="0"/>
-          <w:numId w:val="3"/>
-        </w:numPr>
-        <w:spacing w:after="60" w:line="276"/>
-      </w:pPr>
-      <w:r>
-        <w:rPr>
-          <w:rFonts w:ascii="맑은 고딕" w:cs="맑은 고딕" w:eastAsia="맑은 고딕" w:hAnsi="맑은 고딕"/>
-          <w:sz w:val="22"/>
-          <w:szCs w:val="22"/>
-        </w:rPr>
-        <w:t xml:space="preserve">실습 ①에서 받은 글을 그대로 두고 → 더 짧게, 사례를 하나 넣어, 어조는 부드럽게 고쳐 주세요 입력</w:t>
-      </w:r>
-    </w:p>
-    <w:p>
-      <w:pPr>
-        <w:pStyle w:val="ListParagraph"/>
-        <w:numPr>
-          <w:ilvl w:val="0"/>
-          <w:numId w:val="3"/>
-        </w:numPr>
-        <w:spacing w:after="60" w:line="276"/>
-      </w:pPr>
-      <w:r>
-        <w:rPr>
-          <w:rFonts w:ascii="맑은 고딕" w:cs="맑은 고딕" w:eastAsia="맑은 고딕" w:hAnsi="맑은 고딕"/>
-          <w:sz w:val="22"/>
-          <w:szCs w:val="22"/>
-        </w:rPr>
-        <w:t xml:space="preserve">바뀐 결과를 보여주며 포기하지 말고 말로 고치면 됩니다를 강조</w:t>
-      </w:r>
-    </w:p>
-    <w:p>
-      <w:pPr>
-        <w:pStyle w:val="ListParagraph"/>
-        <w:numPr>
-          <w:ilvl w:val="0"/>
-          <w:numId w:val="3"/>
-        </w:numPr>
-        <w:spacing w:after="60" w:line="276"/>
-      </w:pPr>
-      <w:r>
-        <w:rPr>
-          <w:rFonts w:ascii="맑은 고딕" w:cs="맑은 고딕" w:eastAsia="맑은 고딕" w:hAnsi="맑은 고딕"/>
-          <w:sz w:val="22"/>
-          <w:szCs w:val="22"/>
-        </w:rPr>
-        <w:t xml:space="preserve">이어서 형식 제어 시연: 방금 내용을 표로 정리해 주세요 (항목/내용)</w:t>
       </w:r>
     </w:p>
     <w:tbl>
@@ -1911,6 +1856,154 @@
         <w:gridCol w:w="9026"/>
       </w:tblGrid>
       <w:tr>
+        <w:trPr>
+          <w:cantSplit/>
+        </w:trPr>
+        <w:tc>
+          <w:tcPr>
+            <w:tcW w:type="dxa" w:w="9026"/>
+            <w:shd w:fill="EAF0F8" w:val="clear"/>
+            <w:tcMar>
+              <w:top w:type="dxa" w:w="70"/>
+              <w:left w:type="dxa" w:w="130"/>
+              <w:bottom w:type="dxa" w:w="70"/>
+              <w:right w:type="dxa" w:w="130"/>
+            </w:tcMar>
+          </w:tcPr>
+          <w:p>
+            <w:pPr>
+              <w:spacing w:after="60"/>
+            </w:pPr>
+            <w:r>
+              <w:rPr>
+                <w:rFonts w:ascii="맑은 고딕" w:cs="맑은 고딕" w:eastAsia="맑은 고딕" w:hAnsi="맑은 고딕"/>
+                <w:b/>
+                <w:bCs/>
+                <w:color w:val="1F3864"/>
+                <w:sz w:val="22"/>
+                <w:szCs w:val="22"/>
+              </w:rPr>
+              <w:t xml:space="preserve">근거 — 왜 단계로 나누나 (강의 중 언급용)</w:t>
+            </w:r>
+          </w:p>
+          <w:p>
+            <w:pPr>
+              <w:spacing w:after="40" w:line="276"/>
+            </w:pPr>
+            <w:r>
+              <w:rPr>
+                <w:rFonts w:ascii="맑은 고딕" w:cs="맑은 고딕" w:eastAsia="맑은 고딕" w:hAnsi="맑은 고딕"/>
+                <w:sz w:val="21"/>
+                <w:szCs w:val="21"/>
+              </w:rPr>
+              <w:t xml:space="preserve">한 단계씩 생각하게 하면 정확도가 오릅니다. 한 문장(한 단계씩 생각해 보자)을 더한 것만으로 산술 문제 정답률이 17.7%→78.7%로 오른 연구가 있습니다 (Kojima et al., 2022).</w:t>
+            </w:r>
+          </w:p>
+          <w:p>
+            <w:pPr>
+              <w:spacing w:after="40" w:line="276"/>
+            </w:pPr>
+            <w:r>
+              <w:rPr>
+                <w:rFonts w:ascii="맑은 고딕" w:cs="맑은 고딕" w:eastAsia="맑은 고딕" w:hAnsi="맑은 고딕"/>
+                <w:sz w:val="21"/>
+                <w:szCs w:val="21"/>
+              </w:rPr>
+              <w:t xml:space="preserve">실습 ②의 단계별 지시(주제→목차→상세안)가 바로 이 원리입니다.</w:t>
+            </w:r>
+          </w:p>
+        </w:tc>
+      </w:tr>
+    </w:tbl>
+    <w:p>
+      <w:pPr>
+        <w:pStyle w:val="Heading2"/>
+      </w:pPr>
+      <w:r>
+        <w:rPr>
+          <w:rFonts w:ascii="맑은 고딕" w:cs="맑은 고딕" w:eastAsia="맑은 고딕" w:hAnsi="맑은 고딕"/>
+          <w:b/>
+          <w:bCs/>
+          <w:color w:val="2E5496"/>
+          <w:sz w:val="26"/>
+          <w:szCs w:val="26"/>
+        </w:rPr>
+        <w:t xml:space="preserve">강사 시연 대본 (3분) — 반복 개선을 라이브로</w:t>
+      </w:r>
+    </w:p>
+    <w:p>
+      <w:pPr>
+        <w:pStyle w:val="ListParagraph"/>
+        <w:numPr>
+          <w:ilvl w:val="0"/>
+          <w:numId w:val="3"/>
+        </w:numPr>
+        <w:spacing w:after="60" w:line="276"/>
+      </w:pPr>
+      <w:r>
+        <w:rPr>
+          <w:rFonts w:ascii="맑은 고딕" w:cs="맑은 고딕" w:eastAsia="맑은 고딕" w:hAnsi="맑은 고딕"/>
+          <w:sz w:val="22"/>
+          <w:szCs w:val="22"/>
+        </w:rPr>
+        <w:t xml:space="preserve">실습 ①에서 받은 글을 그대로 두고 → 더 짧게, 사례를 하나 넣어, 어조는 부드럽게 고쳐 주세요 입력</w:t>
+      </w:r>
+    </w:p>
+    <w:p>
+      <w:pPr>
+        <w:pStyle w:val="ListParagraph"/>
+        <w:numPr>
+          <w:ilvl w:val="0"/>
+          <w:numId w:val="3"/>
+        </w:numPr>
+        <w:spacing w:after="60" w:line="276"/>
+      </w:pPr>
+      <w:r>
+        <w:rPr>
+          <w:rFonts w:ascii="맑은 고딕" w:cs="맑은 고딕" w:eastAsia="맑은 고딕" w:hAnsi="맑은 고딕"/>
+          <w:sz w:val="22"/>
+          <w:szCs w:val="22"/>
+        </w:rPr>
+        <w:t xml:space="preserve">바뀐 결과를 보여주며 포기하지 말고 말로 고치면 됩니다를 강조</w:t>
+      </w:r>
+    </w:p>
+    <w:p>
+      <w:pPr>
+        <w:pStyle w:val="ListParagraph"/>
+        <w:numPr>
+          <w:ilvl w:val="0"/>
+          <w:numId w:val="3"/>
+        </w:numPr>
+        <w:spacing w:after="60" w:line="276"/>
+      </w:pPr>
+      <w:r>
+        <w:rPr>
+          <w:rFonts w:ascii="맑은 고딕" w:cs="맑은 고딕" w:eastAsia="맑은 고딕" w:hAnsi="맑은 고딕"/>
+          <w:sz w:val="22"/>
+          <w:szCs w:val="22"/>
+        </w:rPr>
+        <w:t xml:space="preserve">이어서 형식 제어 시연: 방금 내용을 표로 정리해 주세요 (항목/내용)</w:t>
+      </w:r>
+    </w:p>
+    <w:tbl>
+      <w:tblPr>
+        <w:tblW w:type="dxa" w:w="9026"/>
+        <w:tblBorders>
+          <w:top w:val="single" w:color="BFBFBF" w:sz="4"/>
+          <w:left w:val="single" w:color="BFBFBF" w:sz="4"/>
+          <w:bottom w:val="single" w:color="BFBFBF" w:sz="4"/>
+          <w:right w:val="single" w:color="BFBFBF" w:sz="4"/>
+          <w:insideH w:val="single" w:color="auto" w:sz="4"/>
+          <w:insideV w:val="single" w:color="auto" w:sz="4"/>
+        </w:tblBorders>
+      </w:tblPr>
+      <w:tblGrid>
+        <w:gridCol w:w="9026"/>
+      </w:tblGrid>
+      <w:tr>
+        <w:trPr>
+          <w:cantSplit/>
+        </w:trPr>
         <w:tc>
           <w:tcPr>
             <w:tcW w:type="dxa" w:w="9026"/>
@@ -2339,6 +2432,9 @@
         <w:gridCol w:w="9026"/>
       </w:tblGrid>
       <w:tr>
+        <w:trPr>
+          <w:cantSplit/>
+        </w:trPr>
         <w:tc>
           <w:tcPr>
             <w:tcW w:type="dxa" w:w="9026"/>
@@ -2543,6 +2639,9 @@
         <w:gridCol w:w="9026"/>
       </w:tblGrid>
       <w:tr>
+        <w:trPr>
+          <w:cantSplit/>
+        </w:trPr>
         <w:tc>
           <w:tcPr>
             <w:tcW w:type="dxa" w:w="9026"/>
@@ -2628,6 +2727,9 @@
         <w:gridCol w:w="9026"/>
       </w:tblGrid>
       <w:tr>
+        <w:trPr>
+          <w:cantSplit/>
+        </w:trPr>
         <w:tc>
           <w:tcPr>
             <w:tcW w:type="dxa" w:w="9026"/>
@@ -3004,6 +3106,9 @@
         <w:gridCol w:w="9026"/>
       </w:tblGrid>
       <w:tr>
+        <w:trPr>
+          <w:cantSplit/>
+        </w:trPr>
         <w:tc>
           <w:tcPr>
             <w:tcW w:type="dxa" w:w="9026"/>
@@ -3106,6 +3211,9 @@
         <w:gridCol w:w="9026"/>
       </w:tblGrid>
       <w:tr>
+        <w:trPr>
+          <w:cantSplit/>
+        </w:trPr>
         <w:tc>
           <w:tcPr>
             <w:tcW w:type="dxa" w:w="9026"/>
@@ -3178,6 +3286,9 @@
         <w:gridCol w:w="9026"/>
       </w:tblGrid>
       <w:tr>
+        <w:trPr>
+          <w:cantSplit/>
+        </w:trPr>
         <w:tc>
           <w:tcPr>
             <w:tcW w:type="dxa" w:w="9026"/>
@@ -4194,6 +4305,9 @@
         <w:gridCol w:w="9026"/>
       </w:tblGrid>
       <w:tr>
+        <w:trPr>
+          <w:cantSplit/>
+        </w:trPr>
         <w:tc>
           <w:tcPr>
             <w:tcW w:type="dxa" w:w="9026"/>
